--- a/00-首页/题组Word/习题书/第二篇-结构化学/5-对称性与群论-教师版.docx
+++ b/00-首页/题组Word/习题书/第二篇-结构化学/5-对称性与群论-教师版.docx
@@ -9657,15 +9657,9 @@
         <w:rPr>
           <w:rFonts w:ascii="Times New Roman" w:hAnsi="Times New Roman" w:eastAsia="Times New Roman" w:cs="Times New Roman"/>
         </w:rPr>
-        <w:t xml:space="preserve"> </w:t>
+        <w:t xml:space="preserve"> (</w:t>
       </w:r>
       <m:oMath>
-        <m:r>
-          <m:rPr>
-            <m:sty m:val="p"/>
-          </m:rPr>
-          <m:t>(</m:t>
-        </m:r>
         <m:sSub>
           <m:e>
             <m:r>
@@ -9695,53 +9689,27 @@
         <w:rPr>
           <w:rFonts w:hint="eastAsia" w:ascii="Times New Roman" w:hAnsi="Times New Roman" w:eastAsia="FangSong" w:cs="Times New Roman"/>
         </w:rPr>
-        <w:t xml:space="preserve">点群</w:t>
-      </w:r>
-      <w:r>
-        <w:rPr>
-          <w:rFonts w:ascii="Times New Roman" w:hAnsi="Times New Roman" w:eastAsia="Times New Roman" w:cs="Times New Roman"/>
-        </w:rPr>
-        <w:t xml:space="preserve"> </w:t>
+        <w:t>点群</w:t>
+      </w:r>
+      <w:r>
+        <w:rPr>
+          <w:rFonts w:hint="eastAsia" w:ascii="Times New Roman" w:hAnsi="Times New Roman" w:eastAsia="Times New Roman" w:cs="Times New Roman"/>
+        </w:rPr>
+        <w:t>)，</w:t>
+      </w:r>
+      <w:r>
+        <w:rPr>
+          <w:rFonts w:hint="eastAsia" w:ascii="Times New Roman" w:hAnsi="Times New Roman" w:eastAsia="FangSong" w:cs="Times New Roman"/>
+        </w:rPr>
+        <w:t>也可能不具有对称中心</w:t>
+      </w:r>
+      <w:r>
+        <w:rPr>
+          <w:rFonts w:ascii="Times New Roman" w:hAnsi="Times New Roman" w:eastAsia="Times New Roman" w:cs="Times New Roman"/>
+        </w:rPr>
+        <w:t xml:space="preserve"> (</w:t>
       </w:r>
       <m:oMath>
-        <m:r>
-          <m:rPr>
-            <m:sty m:val="p"/>
-          </m:rPr>
-          <m:t>)</m:t>
-        </m:r>
-      </m:oMath>
-      <w:r>
-        <w:rPr>
-          <w:rFonts w:ascii="Times New Roman" w:hAnsi="Times New Roman" w:eastAsia="Times New Roman" w:cs="Times New Roman"/>
-        </w:rPr>
-        <w:t xml:space="preserve"> </w:t>
-      </w:r>
-      <w:r>
-        <w:rPr>
-          <w:rFonts w:hint="eastAsia" w:ascii="Times New Roman" w:hAnsi="Times New Roman" w:eastAsia="Times New Roman" w:cs="Times New Roman"/>
-        </w:rPr>
-        <w:t>，</w:t>
-      </w:r>
-      <w:r>
-        <w:rPr>
-          <w:rFonts w:hint="eastAsia" w:ascii="Times New Roman" w:hAnsi="Times New Roman" w:eastAsia="FangSong" w:cs="Times New Roman"/>
-        </w:rPr>
-        <w:t>也可能不具有对称中心</w:t>
-      </w:r>
-      <w:r>
-        <w:rPr>
-          <w:rFonts w:ascii="Times New Roman" w:hAnsi="Times New Roman" w:eastAsia="Times New Roman" w:cs="Times New Roman"/>
-        </w:rPr>
-        <w:t xml:space="preserve"> </w:t>
-      </w:r>
-      <m:oMath>
-        <m:r>
-          <m:rPr>
-            <m:sty m:val="p"/>
-          </m:rPr>
-          <m:t>(</m:t>
-        </m:r>
         <m:sSub>
           <m:e>
             <m:r>
@@ -9771,33 +9739,13 @@
         <w:rPr>
           <w:rFonts w:hint="eastAsia" w:ascii="Times New Roman" w:hAnsi="Times New Roman" w:eastAsia="FangSong" w:cs="Times New Roman"/>
         </w:rPr>
-        <w:t xml:space="preserve">点群</w:t>
-      </w:r>
-      <w:r>
-        <w:rPr>
-          <w:rFonts w:ascii="Times New Roman" w:hAnsi="Times New Roman" w:eastAsia="Times New Roman" w:cs="Times New Roman"/>
-        </w:rPr>
-        <w:t xml:space="preserve"> </w:t>
-      </w:r>
-      <m:oMath>
-        <m:r>
-          <m:rPr>
-            <m:sty m:val="p"/>
-          </m:rPr>
-          <m:t>)</m:t>
-        </m:r>
-      </m:oMath>
-      <w:r>
-        <w:rPr>
-          <w:rFonts w:ascii="Times New Roman" w:hAnsi="Times New Roman" w:eastAsia="Times New Roman" w:cs="Times New Roman"/>
-        </w:rPr>
-        <w:t xml:space="preserve"> </w:t>
-      </w:r>
-      <w:r>
-        <w:rPr>
-          <w:rFonts w:hint="eastAsia" w:ascii="Times New Roman" w:hAnsi="Times New Roman" w:eastAsia="Times New Roman" w:cs="Times New Roman"/>
-        </w:rPr>
-        <w:t>。</w:t>
+        <w:t>点群</w:t>
+      </w:r>
+      <w:r>
+        <w:rPr>
+          <w:rFonts w:hint="eastAsia" w:ascii="Times New Roman" w:hAnsi="Times New Roman" w:eastAsia="Times New Roman" w:cs="Times New Roman"/>
+        </w:rPr>
+        <w:t>)。</w:t>
       </w:r>
       <w:r>
         <w:rPr>
@@ -9985,15 +9933,9 @@
         <w:rPr>
           <w:rFonts w:ascii="Times New Roman" w:hAnsi="Times New Roman" w:eastAsia="Times New Roman" w:cs="Times New Roman"/>
         </w:rPr>
-        <w:t xml:space="preserve"> </w:t>
+        <w:t xml:space="preserve"> (</w:t>
       </w:r>
       <m:oMath>
-        <m:r>
-          <m:rPr>
-            <m:sty m:val="p"/>
-          </m:rPr>
-          <m:t>(</m:t>
-        </m:r>
         <m:sSub>
           <m:e>
             <m:r>
@@ -10017,22 +9959,14 @@
         <w:rPr>
           <w:rFonts w:hint="eastAsia" w:ascii="Times New Roman" w:hAnsi="Times New Roman" w:eastAsia="FangSong" w:cs="Times New Roman"/>
         </w:rPr>
-        <w:t xml:space="preserve">点群</w:t>
-      </w:r>
-      <w:r>
-        <w:rPr>
-          <w:rFonts w:ascii="Times New Roman" w:hAnsi="Times New Roman" w:eastAsia="Times New Roman" w:cs="Times New Roman"/>
-        </w:rPr>
-        <w:t xml:space="preserve"> </w:t>
-      </w:r>
-      <m:oMath>
-        <m:r>
-          <m:rPr>
-            <m:sty m:val="p"/>
-          </m:rPr>
-          <m:t>)</m:t>
-        </m:r>
-      </m:oMath>
+        <w:t>点群</w:t>
+      </w:r>
+      <w:r>
+        <w:rPr>
+          <w:rFonts w:hint="eastAsia" w:ascii="Times New Roman" w:hAnsi="Times New Roman" w:eastAsia="Times New Roman" w:cs="Times New Roman"/>
+        </w:rPr>
+        <w:t>)</w:t>
+      </w:r>
       <w:r>
         <w:rPr>
           <w:rFonts w:ascii="Times New Roman" w:hAnsi="Times New Roman" w:eastAsia="Times New Roman" w:cs="Times New Roman"/>

--- a/00-首页/题组Word/习题书/第二篇-结构化学/5-对称性与群论-教师版.docx
+++ b/00-首页/题组Word/习题书/第二篇-结构化学/5-对称性与群论-教师版.docx
@@ -41168,8 +41168,25 @@
         <w:rPr>
           <w:rFonts w:hint="eastAsia" w:ascii="Times New Roman" w:hAnsi="Times New Roman" w:eastAsia="Times New Roman" w:cs="Times New Roman"/>
         </w:rPr>
-        <w:t>；σ_d</w:t>
-      </w:r>
+        <w:t>；</w:t>
+      </w:r>
+      <m:oMath>
+        <m:sSub>
+          <m:e>
+            <m:r>
+              <m:t>σ</m:t>
+            </m:r>
+          </m:e>
+          <m:sub>
+            <m:r>
+              <m:rPr>
+                <m:sty m:val="p"/>
+              </m:rPr>
+              <m:t>d</m:t>
+            </m:r>
+          </m:sub>
+        </m:sSub>
+      </m:oMath>
       <w:r>
         <w:rPr>
           <w:rFonts w:ascii="Times New Roman" w:hAnsi="Times New Roman" w:eastAsia="Times New Roman" w:cs="Times New Roman"/>

--- a/00-首页/题组Word/习题书/第二篇-结构化学/5-对称性与群论-教师版.docx
+++ b/00-首页/题组Word/习题书/第二篇-结构化学/5-对称性与群论-教师版.docx
@@ -13205,7 +13205,7 @@
         </w:rPr>
         <w:drawing>
           <wp:inline>
-            <wp:extent cx="3240000" cy="3030215"/>
+            <wp:extent cx="3222517" cy="3030215"/>
             <wp:effectExtent b="0" l="0" r="0" t="0"/>
             <wp:docPr descr="" title="" id="22" name="Picture"/>
             <a:graphic>
@@ -13226,7 +13226,7 @@
                   <pic:spPr bwMode="auto">
                     <a:xfrm>
                       <a:off x="0" y="0"/>
-                      <a:ext cx="3240000" cy="3030215"/>
+                      <a:ext cx="3222517" cy="3030215"/>
                     </a:xfrm>
                     <a:prstGeom prst="rect">
                       <a:avLst/>
@@ -13809,7 +13809,7 @@
         </w:rPr>
         <w:drawing>
           <wp:inline>
-            <wp:extent cx="3240000" cy="3447692"/>
+            <wp:extent cx="3226956" cy="3447692"/>
             <wp:effectExtent b="0" l="0" r="0" t="0"/>
             <wp:docPr descr="" title="" id="26" name="Picture"/>
             <a:graphic>
@@ -13830,7 +13830,7 @@
                   <pic:spPr bwMode="auto">
                     <a:xfrm>
                       <a:off x="0" y="0"/>
-                      <a:ext cx="3240000" cy="3447692"/>
+                      <a:ext cx="3226956" cy="3447692"/>
                     </a:xfrm>
                     <a:prstGeom prst="rect">
                       <a:avLst/>
@@ -13861,7 +13861,7 @@
         </w:rPr>
         <w:drawing>
           <wp:inline>
-            <wp:extent cx="3240000" cy="2952000"/>
+            <wp:extent cx="3240000" cy="2929457"/>
             <wp:effectExtent b="0" l="0" r="0" t="0"/>
             <wp:docPr descr="" title="" id="29" name="Picture"/>
             <a:graphic>
@@ -13882,7 +13882,7 @@
                   <pic:spPr bwMode="auto">
                     <a:xfrm>
                       <a:off x="0" y="0"/>
-                      <a:ext cx="3240000" cy="2952000"/>
+                      <a:ext cx="3240000" cy="2929457"/>
                     </a:xfrm>
                     <a:prstGeom prst="rect">
                       <a:avLst/>
@@ -14885,7 +14885,7 @@
         </w:rPr>
         <w:drawing>
           <wp:inline>
-            <wp:extent cx="3240000" cy="2896822"/>
+            <wp:extent cx="3240000" cy="2873208"/>
             <wp:effectExtent b="0" l="0" r="0" t="0"/>
             <wp:docPr descr="" title="" id="33" name="Picture"/>
             <a:graphic>
@@ -14906,7 +14906,7 @@
                   <pic:spPr bwMode="auto">
                     <a:xfrm>
                       <a:off x="0" y="0"/>
-                      <a:ext cx="3240000" cy="2896822"/>
+                      <a:ext cx="3240000" cy="2873208"/>
                     </a:xfrm>
                     <a:prstGeom prst="rect">
                       <a:avLst/>
@@ -14949,7 +14949,7 @@
         </w:rPr>
         <w:drawing>
           <wp:inline>
-            <wp:extent cx="3240000" cy="2822576"/>
+            <wp:extent cx="3235882" cy="2822576"/>
             <wp:effectExtent b="0" l="0" r="0" t="0"/>
             <wp:docPr descr="" title="" id="36" name="Picture"/>
             <a:graphic>
@@ -14970,7 +14970,7 @@
                   <pic:spPr bwMode="auto">
                     <a:xfrm>
                       <a:off x="0" y="0"/>
-                      <a:ext cx="3240000" cy="2822576"/>
+                      <a:ext cx="3235882" cy="2822576"/>
                     </a:xfrm>
                     <a:prstGeom prst="rect">
                       <a:avLst/>
@@ -15013,7 +15013,7 @@
         </w:rPr>
         <w:drawing>
           <wp:inline>
-            <wp:extent cx="3240000" cy="2878885"/>
+            <wp:extent cx="3240000" cy="2874357"/>
             <wp:effectExtent b="0" l="0" r="0" t="0"/>
             <wp:docPr descr="" title="" id="39" name="Picture"/>
             <a:graphic>
@@ -15034,7 +15034,7 @@
                   <pic:spPr bwMode="auto">
                     <a:xfrm>
                       <a:off x="0" y="0"/>
-                      <a:ext cx="3240000" cy="2878885"/>
+                      <a:ext cx="3240000" cy="2874357"/>
                     </a:xfrm>
                     <a:prstGeom prst="rect">
                       <a:avLst/>
@@ -15259,7 +15259,7 @@
         </w:rPr>
         <w:drawing>
           <wp:inline>
-            <wp:extent cx="3240000" cy="2848792"/>
+            <wp:extent cx="3215065" cy="2848792"/>
             <wp:effectExtent b="0" l="0" r="0" t="0"/>
             <wp:docPr descr="" title="" id="42" name="Picture"/>
             <a:graphic>
@@ -15280,7 +15280,7 @@
                   <pic:spPr bwMode="auto">
                     <a:xfrm>
                       <a:off x="0" y="0"/>
-                      <a:ext cx="3240000" cy="2848792"/>
+                      <a:ext cx="3215065" cy="2848792"/>
                     </a:xfrm>
                     <a:prstGeom prst="rect">
                       <a:avLst/>
@@ -15505,7 +15505,7 @@
         </w:rPr>
         <w:drawing>
           <wp:inline>
-            <wp:extent cx="3240000" cy="2848792"/>
+            <wp:extent cx="3223900" cy="2848792"/>
             <wp:effectExtent b="0" l="0" r="0" t="0"/>
             <wp:docPr descr="" title="" id="45" name="Picture"/>
             <a:graphic>
@@ -15526,7 +15526,7 @@
                   <pic:spPr bwMode="auto">
                     <a:xfrm>
                       <a:off x="0" y="0"/>
-                      <a:ext cx="3240000" cy="2848792"/>
+                      <a:ext cx="3223900" cy="2848792"/>
                     </a:xfrm>
                     <a:prstGeom prst="rect">
                       <a:avLst/>
@@ -15605,7 +15605,7 @@
         </w:rPr>
         <w:drawing>
           <wp:inline>
-            <wp:extent cx="3240000" cy="2878885"/>
+            <wp:extent cx="3240000" cy="2874357"/>
             <wp:effectExtent b="0" l="0" r="0" t="0"/>
             <wp:docPr descr="" title="" id="48" name="Picture"/>
             <a:graphic>
@@ -15626,7 +15626,7 @@
                   <pic:spPr bwMode="auto">
                     <a:xfrm>
                       <a:off x="0" y="0"/>
-                      <a:ext cx="3240000" cy="2878885"/>
+                      <a:ext cx="3240000" cy="2874357"/>
                     </a:xfrm>
                     <a:prstGeom prst="rect">
                       <a:avLst/>
@@ -18464,7 +18464,7 @@
         </w:rPr>
         <w:drawing>
           <wp:inline>
-            <wp:extent cx="1536700" cy="1066800"/>
+            <wp:extent cx="1485900" cy="1066800"/>
             <wp:effectExtent b="0" l="0" r="0" t="0"/>
             <wp:docPr descr="" title="" id="57" name="Picture"/>
             <a:graphic>
@@ -18485,7 +18485,7 @@
                   <pic:spPr bwMode="auto">
                     <a:xfrm>
                       <a:off x="0" y="0"/>
-                      <a:ext cx="1536700" cy="1066800"/>
+                      <a:ext cx="1485900" cy="1066800"/>
                     </a:xfrm>
                     <a:prstGeom prst="rect">
                       <a:avLst/>
@@ -18539,7 +18539,7 @@
         </w:rPr>
         <w:drawing>
           <wp:inline>
-            <wp:extent cx="3600000" cy="1589610"/>
+            <wp:extent cx="3553246" cy="1589610"/>
             <wp:effectExtent b="0" l="0" r="0" t="0"/>
             <wp:docPr descr="" title="" id="60" name="Picture"/>
             <a:graphic>
@@ -18560,7 +18560,7 @@
                   <pic:spPr bwMode="auto">
                     <a:xfrm>
                       <a:off x="0" y="0"/>
-                      <a:ext cx="3600000" cy="1589610"/>
+                      <a:ext cx="3553246" cy="1589610"/>
                     </a:xfrm>
                     <a:prstGeom prst="rect">
                       <a:avLst/>
@@ -18660,7 +18660,7 @@
         </w:rPr>
         <w:drawing>
           <wp:inline>
-            <wp:extent cx="2400300" cy="1828800"/>
+            <wp:extent cx="2389454" cy="1828800"/>
             <wp:effectExtent b="0" l="0" r="0" t="0"/>
             <wp:docPr descr="" title="" id="63" name="Picture"/>
             <a:graphic>
@@ -18681,7 +18681,7 @@
                   <pic:spPr bwMode="auto">
                     <a:xfrm>
                       <a:off x="0" y="0"/>
-                      <a:ext cx="2400300" cy="1828800"/>
+                      <a:ext cx="2389454" cy="1828800"/>
                     </a:xfrm>
                     <a:prstGeom prst="rect">
                       <a:avLst/>
@@ -18781,7 +18781,7 @@
         </w:rPr>
         <w:drawing>
           <wp:inline>
-            <wp:extent cx="3600000" cy="848036"/>
+            <wp:extent cx="3591682" cy="848036"/>
             <wp:effectExtent b="0" l="0" r="0" t="0"/>
             <wp:docPr descr="" title="" id="66" name="Picture"/>
             <a:graphic>
@@ -18802,7 +18802,7 @@
                   <pic:spPr bwMode="auto">
                     <a:xfrm>
                       <a:off x="0" y="0"/>
-                      <a:ext cx="3600000" cy="848036"/>
+                      <a:ext cx="3591682" cy="848036"/>
                     </a:xfrm>
                     <a:prstGeom prst="rect">
                       <a:avLst/>
@@ -19294,7 +19294,7 @@
         </w:rPr>
         <w:drawing>
           <wp:inline>
-            <wp:extent cx="2057400" cy="1422400"/>
+            <wp:extent cx="2057400" cy="1371600"/>
             <wp:effectExtent b="0" l="0" r="0" t="0"/>
             <wp:docPr descr="" title="" id="70" name="Picture"/>
             <a:graphic>
@@ -19315,7 +19315,7 @@
                   <pic:spPr bwMode="auto">
                     <a:xfrm>
                       <a:off x="0" y="0"/>
-                      <a:ext cx="2057400" cy="1422400"/>
+                      <a:ext cx="2057400" cy="1371600"/>
                     </a:xfrm>
                     <a:prstGeom prst="rect">
                       <a:avLst/>
@@ -19346,7 +19346,7 @@
         </w:rPr>
         <w:drawing>
           <wp:inline>
-            <wp:extent cx="3352800" cy="2413000"/>
+            <wp:extent cx="3352800" cy="2332937"/>
             <wp:effectExtent b="0" l="0" r="0" t="0"/>
             <wp:docPr descr="" title="" id="73" name="Picture"/>
             <a:graphic>
@@ -19367,7 +19367,7 @@
                   <pic:spPr bwMode="auto">
                     <a:xfrm>
                       <a:off x="0" y="0"/>
-                      <a:ext cx="3352800" cy="2413000"/>
+                      <a:ext cx="3352800" cy="2332937"/>
                     </a:xfrm>
                     <a:prstGeom prst="rect">
                       <a:avLst/>
@@ -21983,7 +21983,7 @@
         </w:rPr>
         <w:drawing>
           <wp:inline>
-            <wp:extent cx="2832100" cy="2133600"/>
+            <wp:extent cx="2832100" cy="2107910"/>
             <wp:effectExtent b="0" l="0" r="0" t="0"/>
             <wp:docPr descr="" title="" id="77" name="Picture"/>
             <a:graphic>
@@ -22004,7 +22004,7 @@
                   <pic:spPr bwMode="auto">
                     <a:xfrm>
                       <a:off x="0" y="0"/>
-                      <a:ext cx="2832100" cy="2133600"/>
+                      <a:ext cx="2832100" cy="2107910"/>
                     </a:xfrm>
                     <a:prstGeom prst="rect">
                       <a:avLst/>
@@ -22431,7 +22431,7 @@
         </w:rPr>
         <w:drawing>
           <wp:inline>
-            <wp:extent cx="2590800" cy="1308100"/>
+            <wp:extent cx="2590800" cy="1269492"/>
             <wp:effectExtent b="0" l="0" r="0" t="0"/>
             <wp:docPr descr="" title="" id="80" name="Picture"/>
             <a:graphic>
@@ -22452,7 +22452,7 @@
                   <pic:spPr bwMode="auto">
                     <a:xfrm>
                       <a:off x="0" y="0"/>
-                      <a:ext cx="2590800" cy="1308100"/>
+                      <a:ext cx="2590800" cy="1269492"/>
                     </a:xfrm>
                     <a:prstGeom prst="rect">
                       <a:avLst/>
@@ -22571,7 +22571,7 @@
         </w:rPr>
         <w:drawing>
           <wp:inline>
-            <wp:extent cx="2438400" cy="1244600"/>
+            <wp:extent cx="2438400" cy="1206230"/>
             <wp:effectExtent b="0" l="0" r="0" t="0"/>
             <wp:docPr descr="" title="" id="83" name="Picture"/>
             <a:graphic>
@@ -22592,7 +22592,7 @@
                   <pic:spPr bwMode="auto">
                     <a:xfrm>
                       <a:off x="0" y="0"/>
-                      <a:ext cx="2438400" cy="1244600"/>
+                      <a:ext cx="2438400" cy="1206230"/>
                     </a:xfrm>
                     <a:prstGeom prst="rect">
                       <a:avLst/>
@@ -23450,7 +23450,7 @@
         </w:rPr>
         <w:drawing>
           <wp:inline>
-            <wp:extent cx="2057400" cy="1778000"/>
+            <wp:extent cx="2057400" cy="1765382"/>
             <wp:effectExtent b="0" l="0" r="0" t="0"/>
             <wp:docPr descr="" title="" id="87" name="Picture"/>
             <a:graphic>
@@ -23471,7 +23471,7 @@
                   <pic:spPr bwMode="auto">
                     <a:xfrm>
                       <a:off x="0" y="0"/>
-                      <a:ext cx="2057400" cy="1778000"/>
+                      <a:ext cx="2057400" cy="1765382"/>
                     </a:xfrm>
                     <a:prstGeom prst="rect">
                       <a:avLst/>
@@ -23502,7 +23502,7 @@
         </w:rPr>
         <w:drawing>
           <wp:inline>
-            <wp:extent cx="2235200" cy="2159000"/>
+            <wp:extent cx="2214006" cy="2159000"/>
             <wp:effectExtent b="0" l="0" r="0" t="0"/>
             <wp:docPr descr="" title="" id="90" name="Picture"/>
             <a:graphic>
@@ -23523,7 +23523,7 @@
                   <pic:spPr bwMode="auto">
                     <a:xfrm>
                       <a:off x="0" y="0"/>
-                      <a:ext cx="2235200" cy="2159000"/>
+                      <a:ext cx="2214006" cy="2159000"/>
                     </a:xfrm>
                     <a:prstGeom prst="rect">
                       <a:avLst/>
@@ -23554,7 +23554,7 @@
         </w:rPr>
         <w:drawing>
           <wp:inline>
-            <wp:extent cx="1800000" cy="4105617"/>
+            <wp:extent cx="1596629" cy="4105617"/>
             <wp:effectExtent b="0" l="0" r="0" t="0"/>
             <wp:docPr descr="" title="" id="93" name="Picture"/>
             <a:graphic>
@@ -23575,7 +23575,7 @@
                   <pic:spPr bwMode="auto">
                     <a:xfrm>
                       <a:off x="0" y="0"/>
-                      <a:ext cx="1800000" cy="4105617"/>
+                      <a:ext cx="1596629" cy="4105617"/>
                     </a:xfrm>
                     <a:prstGeom prst="rect">
                       <a:avLst/>
@@ -24829,7 +24829,7 @@
         </w:rPr>
         <w:drawing>
           <wp:inline>
-            <wp:extent cx="2552700" cy="3568700"/>
+            <wp:extent cx="2543510" cy="3568700"/>
             <wp:effectExtent b="0" l="0" r="0" t="0"/>
             <wp:docPr descr="" title="" id="97" name="Picture"/>
             <a:graphic>
@@ -24850,7 +24850,7 @@
                   <pic:spPr bwMode="auto">
                     <a:xfrm>
                       <a:off x="0" y="0"/>
-                      <a:ext cx="2552700" cy="3568700"/>
+                      <a:ext cx="2543510" cy="3568700"/>
                     </a:xfrm>
                     <a:prstGeom prst="rect">
                       <a:avLst/>
@@ -24881,7 +24881,7 @@
         </w:rPr>
         <w:drawing>
           <wp:inline>
-            <wp:extent cx="2552700" cy="3606800"/>
+            <wp:extent cx="2552700" cy="3589329"/>
             <wp:effectExtent b="0" l="0" r="0" t="0"/>
             <wp:docPr descr="" title="" id="100" name="Picture"/>
             <a:graphic>
@@ -24902,7 +24902,7 @@
                   <pic:spPr bwMode="auto">
                     <a:xfrm>
                       <a:off x="0" y="0"/>
-                      <a:ext cx="2552700" cy="3606800"/>
+                      <a:ext cx="2552700" cy="3589329"/>
                     </a:xfrm>
                     <a:prstGeom prst="rect">
                       <a:avLst/>
@@ -25290,7 +25290,7 @@
         </w:rPr>
         <w:drawing>
           <wp:inline>
-            <wp:extent cx="2336800" cy="2197100"/>
+            <wp:extent cx="2316942" cy="2197100"/>
             <wp:effectExtent b="0" l="0" r="0" t="0"/>
             <wp:docPr descr="" title="" id="104" name="Picture"/>
             <a:graphic>
@@ -25311,7 +25311,7 @@
                   <pic:spPr bwMode="auto">
                     <a:xfrm>
                       <a:off x="0" y="0"/>
-                      <a:ext cx="2336800" cy="2197100"/>
+                      <a:ext cx="2316942" cy="2197100"/>
                     </a:xfrm>
                     <a:prstGeom prst="rect">
                       <a:avLst/>
@@ -26173,7 +26173,7 @@
         </w:rPr>
         <w:drawing>
           <wp:inline>
-            <wp:extent cx="2197100" cy="2171700"/>
+            <wp:extent cx="2197100" cy="2008392"/>
             <wp:effectExtent b="0" l="0" r="0" t="0"/>
             <wp:docPr descr="" title="" id="107" name="Picture"/>
             <a:graphic>
@@ -26194,7 +26194,7 @@
                   <pic:spPr bwMode="auto">
                     <a:xfrm>
                       <a:off x="0" y="0"/>
-                      <a:ext cx="2197100" cy="2171700"/>
+                      <a:ext cx="2197100" cy="2008392"/>
                     </a:xfrm>
                     <a:prstGeom prst="rect">
                       <a:avLst/>
@@ -26225,7 +26225,7 @@
         </w:rPr>
         <w:drawing>
           <wp:inline>
-            <wp:extent cx="2222500" cy="2171700"/>
+            <wp:extent cx="2158377" cy="2171700"/>
             <wp:effectExtent b="0" l="0" r="0" t="0"/>
             <wp:docPr descr="" title="" id="110" name="Picture"/>
             <a:graphic>
@@ -26246,7 +26246,7 @@
                   <pic:spPr bwMode="auto">
                     <a:xfrm>
                       <a:off x="0" y="0"/>
-                      <a:ext cx="2222500" cy="2171700"/>
+                      <a:ext cx="2158377" cy="2171700"/>
                     </a:xfrm>
                     <a:prstGeom prst="rect">
                       <a:avLst/>
@@ -26277,7 +26277,7 @@
         </w:rPr>
         <w:drawing>
           <wp:inline>
-            <wp:extent cx="2260600" cy="2197100"/>
+            <wp:extent cx="2250363" cy="2197100"/>
             <wp:effectExtent b="0" l="0" r="0" t="0"/>
             <wp:docPr descr="" title="" id="113" name="Picture"/>
             <a:graphic>
@@ -26298,7 +26298,7 @@
                   <pic:spPr bwMode="auto">
                     <a:xfrm>
                       <a:off x="0" y="0"/>
-                      <a:ext cx="2260600" cy="2197100"/>
+                      <a:ext cx="2250363" cy="2197100"/>
                     </a:xfrm>
                     <a:prstGeom prst="rect">
                       <a:avLst/>
@@ -26329,7 +26329,7 @@
         </w:rPr>
         <w:drawing>
           <wp:inline>
-            <wp:extent cx="2374900" cy="2235200"/>
+            <wp:extent cx="2354943" cy="2235200"/>
             <wp:effectExtent b="0" l="0" r="0" t="0"/>
             <wp:docPr descr="" title="" id="116" name="Picture"/>
             <a:graphic>
@@ -26350,7 +26350,7 @@
                   <pic:spPr bwMode="auto">
                     <a:xfrm>
                       <a:off x="0" y="0"/>
-                      <a:ext cx="2374900" cy="2235200"/>
+                      <a:ext cx="2354943" cy="2235200"/>
                     </a:xfrm>
                     <a:prstGeom prst="rect">
                       <a:avLst/>
@@ -26381,7 +26381,7 @@
         </w:rPr>
         <w:drawing>
           <wp:inline>
-            <wp:extent cx="2451100" cy="2374900"/>
+            <wp:extent cx="2441238" cy="2374900"/>
             <wp:effectExtent b="0" l="0" r="0" t="0"/>
             <wp:docPr descr="" title="" id="119" name="Picture"/>
             <a:graphic>
@@ -26402,7 +26402,7 @@
                   <pic:spPr bwMode="auto">
                     <a:xfrm>
                       <a:off x="0" y="0"/>
-                      <a:ext cx="2451100" cy="2374900"/>
+                      <a:ext cx="2441238" cy="2374900"/>
                     </a:xfrm>
                     <a:prstGeom prst="rect">
                       <a:avLst/>
@@ -32832,7 +32832,7 @@
         </w:rPr>
         <w:drawing>
           <wp:inline>
-            <wp:extent cx="3240000" cy="2987917"/>
+            <wp:extent cx="3225761" cy="2987917"/>
             <wp:effectExtent b="0" l="0" r="0" t="0"/>
             <wp:docPr descr="" title="" id="129" name="Picture"/>
             <a:graphic>
@@ -32853,7 +32853,7 @@
                   <pic:spPr bwMode="auto">
                     <a:xfrm>
                       <a:off x="0" y="0"/>
-                      <a:ext cx="3240000" cy="2987917"/>
+                      <a:ext cx="3225761" cy="2987917"/>
                     </a:xfrm>
                     <a:prstGeom prst="rect">
                       <a:avLst/>
@@ -39721,7 +39721,7 @@
         </w:rPr>
         <w:drawing>
           <wp:inline>
-            <wp:extent cx="3240000" cy="2870034"/>
+            <wp:extent cx="3215821" cy="2870034"/>
             <wp:effectExtent b="0" l="0" r="0" t="0"/>
             <wp:docPr descr="" title="" id="137" name="Picture"/>
             <a:graphic>
@@ -39742,7 +39742,7 @@
                   <pic:spPr bwMode="auto">
                     <a:xfrm>
                       <a:off x="0" y="0"/>
-                      <a:ext cx="3240000" cy="2870034"/>
+                      <a:ext cx="3215821" cy="2870034"/>
                     </a:xfrm>
                     <a:prstGeom prst="rect">
                       <a:avLst/>
@@ -39773,7 +39773,7 @@
         </w:rPr>
         <w:drawing>
           <wp:inline>
-            <wp:extent cx="3240000" cy="2852608"/>
+            <wp:extent cx="3239402" cy="2852608"/>
             <wp:effectExtent b="0" l="0" r="0" t="0"/>
             <wp:docPr descr="" title="" id="140" name="Picture"/>
             <a:graphic>
@@ -39794,7 +39794,7 @@
                   <pic:spPr bwMode="auto">
                     <a:xfrm>
                       <a:off x="0" y="0"/>
-                      <a:ext cx="3240000" cy="2852608"/>
+                      <a:ext cx="3239402" cy="2852608"/>
                     </a:xfrm>
                     <a:prstGeom prst="rect">
                       <a:avLst/>
@@ -40120,7 +40120,7 @@
         </w:rPr>
         <w:drawing>
           <wp:inline>
-            <wp:extent cx="3240000" cy="3145016"/>
+            <wp:extent cx="3240000" cy="3133770"/>
             <wp:effectExtent b="0" l="0" r="0" t="0"/>
             <wp:docPr descr="" title="" id="144" name="Picture"/>
             <a:graphic>
@@ -40141,7 +40141,7 @@
                   <pic:spPr bwMode="auto">
                     <a:xfrm>
                       <a:off x="0" y="0"/>
-                      <a:ext cx="3240000" cy="3145016"/>
+                      <a:ext cx="3240000" cy="3133770"/>
                     </a:xfrm>
                     <a:prstGeom prst="rect">
                       <a:avLst/>
@@ -40184,7 +40184,7 @@
         </w:rPr>
         <w:drawing>
           <wp:inline>
-            <wp:extent cx="3240000" cy="3176052"/>
+            <wp:extent cx="3240000" cy="3143123"/>
             <wp:effectExtent b="0" l="0" r="0" t="0"/>
             <wp:docPr descr="" title="" id="147" name="Picture"/>
             <a:graphic>
@@ -40205,7 +40205,7 @@
                   <pic:spPr bwMode="auto">
                     <a:xfrm>
                       <a:off x="0" y="0"/>
-                      <a:ext cx="3240000" cy="3176052"/>
+                      <a:ext cx="3240000" cy="3143123"/>
                     </a:xfrm>
                     <a:prstGeom prst="rect">
                       <a:avLst/>

--- a/00-首页/题组Word/习题书/第二篇-结构化学/5-对称性与群论-教师版.docx
+++ b/00-首页/题组Word/习题书/第二篇-结构化学/5-对称性与群论-教师版.docx
@@ -337,6 +337,14 @@
         <w:tblStyle w:val="Table"/>
         <w:tblW w:type="pct" w:w="5000"/>
         <w:tblLayout w:type="fixed"/>
+        <w:tblBorders>
+          <w:top w:val="single" w:sz="12" w:space="0" w:color="000000"/>
+          <w:left w:val="none" w:sz="0" w:space="0" w:color="auto"/>
+          <w:bottom w:val="single" w:sz="12" w:space="0" w:color="000000"/>
+          <w:right w:val="none" w:sz="0" w:space="0" w:color="auto"/>
+          <w:insideH w:val="none" w:sz="0" w:space="0" w:color="auto"/>
+          <w:insideV w:val="none" w:sz="0" w:space="0" w:color="auto"/>
+        </w:tblBorders>
         <w:tblLook w:firstRow="1" w:lastRow="0" w:firstColumn="0" w:lastColumn="0" w:noHBand="0" w:noVBand="0" w:val="0020"/>
       </w:tblPr>
       <w:tblGrid>
@@ -349,7 +357,11 @@
           <w:tblHeader w:val="on"/>
         </w:trPr>
         <w:tc>
-          <w:tcPr/>
+          <w:tcPr>
+            <w:tcBorders>
+              <w:bottom w:val="single" w:sz="8" w:space="0" w:color="000000"/>
+            </w:tcBorders>
+          </w:tcPr>
           <w:p>
             <w:pPr>
               <w:pStyle w:val="Compact"/>
@@ -365,7 +377,11 @@
           </w:p>
         </w:tc>
         <w:tc>
-          <w:tcPr/>
+          <w:tcPr>
+            <w:tcBorders>
+              <w:bottom w:val="single" w:sz="8" w:space="0" w:color="000000"/>
+            </w:tcBorders>
+          </w:tcPr>
           <w:p>
             <w:pPr>
               <w:pStyle w:val="Compact"/>
@@ -381,7 +397,11 @@
           </w:p>
         </w:tc>
         <w:tc>
-          <w:tcPr/>
+          <w:tcPr>
+            <w:tcBorders>
+              <w:bottom w:val="single" w:sz="8" w:space="0" w:color="000000"/>
+            </w:tcBorders>
+          </w:tcPr>
           <w:p>
             <w:pPr>
               <w:pStyle w:val="Compact"/>
@@ -7944,6 +7964,14 @@
       <w:tblPr>
         <w:tblStyle w:val="Table"/>
         <w:tblW w:type="auto" w:w="0"/>
+        <w:tblBorders>
+          <w:top w:val="single" w:sz="12" w:space="0" w:color="000000"/>
+          <w:left w:val="none" w:sz="0" w:space="0" w:color="auto"/>
+          <w:bottom w:val="single" w:sz="12" w:space="0" w:color="000000"/>
+          <w:right w:val="none" w:sz="0" w:space="0" w:color="auto"/>
+          <w:insideH w:val="none" w:sz="0" w:space="0" w:color="auto"/>
+          <w:insideV w:val="none" w:sz="0" w:space="0" w:color="auto"/>
+        </w:tblBorders>
         <w:tblLook w:firstRow="1" w:lastRow="0" w:firstColumn="0" w:lastColumn="0" w:noHBand="0" w:noVBand="0" w:val="0020"/>
       </w:tblPr>
       <w:tblGrid>
@@ -7958,7 +7986,11 @@
           <w:tblHeader w:val="on"/>
         </w:trPr>
         <w:tc>
-          <w:tcPr/>
+          <w:tcPr>
+            <w:tcBorders>
+              <w:bottom w:val="single" w:sz="8" w:space="0" w:color="000000"/>
+            </w:tcBorders>
+          </w:tcPr>
           <w:p>
             <w:pPr>
               <w:pStyle w:val="Compact"/>
@@ -7991,7 +8023,11 @@
           </w:p>
         </w:tc>
         <w:tc>
-          <w:tcPr/>
+          <w:tcPr>
+            <w:tcBorders>
+              <w:bottom w:val="single" w:sz="8" w:space="0" w:color="000000"/>
+            </w:tcBorders>
+          </w:tcPr>
           <w:p>
             <w:pPr>
               <w:pStyle w:val="Compact"/>
@@ -8012,7 +8048,11 @@
           </w:p>
         </w:tc>
         <w:tc>
-          <w:tcPr/>
+          <w:tcPr>
+            <w:tcBorders>
+              <w:bottom w:val="single" w:sz="8" w:space="0" w:color="000000"/>
+            </w:tcBorders>
+          </w:tcPr>
           <w:p>
             <w:pPr>
               <w:pStyle w:val="Compact"/>
@@ -8047,7 +8087,11 @@
           </w:p>
         </w:tc>
         <w:tc>
-          <w:tcPr/>
+          <w:tcPr>
+            <w:tcBorders>
+              <w:bottom w:val="single" w:sz="8" w:space="0" w:color="000000"/>
+            </w:tcBorders>
+          </w:tcPr>
           <w:p>
             <w:pPr>
               <w:pStyle w:val="Compact"/>
@@ -8077,7 +8121,11 @@
           </w:p>
         </w:tc>
         <w:tc>
-          <w:tcPr/>
+          <w:tcPr>
+            <w:tcBorders>
+              <w:bottom w:val="single" w:sz="8" w:space="0" w:color="000000"/>
+            </w:tcBorders>
+          </w:tcPr>
           <w:p>
             <w:pPr>
               <w:pStyle w:val="Compact"/>
@@ -8920,6 +8968,14 @@
         <w:tblStyle w:val="Table"/>
         <w:tblW w:type="pct" w:w="5000"/>
         <w:tblLayout w:type="fixed"/>
+        <w:tblBorders>
+          <w:top w:val="single" w:sz="12" w:space="0" w:color="000000"/>
+          <w:left w:val="none" w:sz="0" w:space="0" w:color="auto"/>
+          <w:bottom w:val="single" w:sz="12" w:space="0" w:color="000000"/>
+          <w:right w:val="none" w:sz="0" w:space="0" w:color="auto"/>
+          <w:insideH w:val="none" w:sz="0" w:space="0" w:color="auto"/>
+          <w:insideV w:val="none" w:sz="0" w:space="0" w:color="auto"/>
+        </w:tblBorders>
         <w:tblLook w:firstRow="1" w:lastRow="0" w:firstColumn="0" w:lastColumn="0" w:noHBand="0" w:noVBand="0" w:val="0020"/>
       </w:tblPr>
       <w:tblGrid>
@@ -8935,7 +8991,11 @@
           <w:tblHeader w:val="on"/>
         </w:trPr>
         <w:tc>
-          <w:tcPr/>
+          <w:tcPr>
+            <w:tcBorders>
+              <w:bottom w:val="single" w:sz="8" w:space="0" w:color="000000"/>
+            </w:tcBorders>
+          </w:tcPr>
           <w:p>
             <w:pPr>
               <w:pStyle w:val="Compact"/>
@@ -8951,7 +9011,11 @@
           </w:p>
         </w:tc>
         <w:tc>
-          <w:tcPr/>
+          <w:tcPr>
+            <w:tcBorders>
+              <w:bottom w:val="single" w:sz="8" w:space="0" w:color="000000"/>
+            </w:tcBorders>
+          </w:tcPr>
           <w:p>
             <w:pPr>
               <w:pStyle w:val="Compact"/>
@@ -8967,7 +9031,11 @@
           </w:p>
         </w:tc>
         <w:tc>
-          <w:tcPr/>
+          <w:tcPr>
+            <w:tcBorders>
+              <w:bottom w:val="single" w:sz="8" w:space="0" w:color="000000"/>
+            </w:tcBorders>
+          </w:tcPr>
           <w:p>
             <w:pPr>
               <w:pStyle w:val="Compact"/>
@@ -9000,7 +9068,11 @@
           </w:p>
         </w:tc>
         <w:tc>
-          <w:tcPr/>
+          <w:tcPr>
+            <w:tcBorders>
+              <w:bottom w:val="single" w:sz="8" w:space="0" w:color="000000"/>
+            </w:tcBorders>
+          </w:tcPr>
           <w:p>
             <w:pPr>
               <w:pStyle w:val="Compact"/>
@@ -9048,7 +9120,11 @@
           </w:p>
         </w:tc>
         <w:tc>
-          <w:tcPr/>
+          <w:tcPr>
+            <w:tcBorders>
+              <w:bottom w:val="single" w:sz="8" w:space="0" w:color="000000"/>
+            </w:tcBorders>
+          </w:tcPr>
           <w:p>
             <w:pPr>
               <w:pStyle w:val="Compact"/>
@@ -9090,7 +9166,11 @@
           </w:p>
         </w:tc>
         <w:tc>
-          <w:tcPr/>
+          <w:tcPr>
+            <w:tcBorders>
+              <w:bottom w:val="single" w:sz="8" w:space="0" w:color="000000"/>
+            </w:tcBorders>
+          </w:tcPr>
           <w:p>
             <w:pPr>
               <w:pStyle w:val="Compact"/>
@@ -14231,6 +14311,14 @@
       <w:tblPr>
         <w:tblStyle w:val="Table"/>
         <w:tblW w:type="auto" w:w="0"/>
+        <w:tblBorders>
+          <w:top w:val="single" w:sz="12" w:space="0" w:color="000000"/>
+          <w:left w:val="none" w:sz="0" w:space="0" w:color="auto"/>
+          <w:bottom w:val="single" w:sz="12" w:space="0" w:color="000000"/>
+          <w:right w:val="none" w:sz="0" w:space="0" w:color="auto"/>
+          <w:insideH w:val="none" w:sz="0" w:space="0" w:color="auto"/>
+          <w:insideV w:val="none" w:sz="0" w:space="0" w:color="auto"/>
+        </w:tblBorders>
         <w:tblLook w:firstRow="1" w:lastRow="0" w:firstColumn="0" w:lastColumn="0" w:noHBand="0" w:noVBand="0" w:val="0020"/>
       </w:tblPr>
       <w:tblGrid>
@@ -14243,7 +14331,11 @@
           <w:tblHeader w:val="on"/>
         </w:trPr>
         <w:tc>
-          <w:tcPr/>
+          <w:tcPr>
+            <w:tcBorders>
+              <w:bottom w:val="single" w:sz="8" w:space="0" w:color="000000"/>
+            </w:tcBorders>
+          </w:tcPr>
           <w:p>
             <w:pPr>
               <w:pStyle w:val="Compact"/>
@@ -14259,7 +14351,11 @@
           </w:p>
         </w:tc>
         <w:tc>
-          <w:tcPr/>
+          <w:tcPr>
+            <w:tcBorders>
+              <w:bottom w:val="single" w:sz="8" w:space="0" w:color="000000"/>
+            </w:tcBorders>
+          </w:tcPr>
           <w:p>
             <w:pPr>
               <w:pStyle w:val="Compact"/>
@@ -14275,7 +14371,11 @@
           </w:p>
         </w:tc>
         <w:tc>
-          <w:tcPr/>
+          <w:tcPr>
+            <w:tcBorders>
+              <w:bottom w:val="single" w:sz="8" w:space="0" w:color="000000"/>
+            </w:tcBorders>
+          </w:tcPr>
           <w:p>
             <w:pPr>
               <w:pStyle w:val="Compact"/>
@@ -14576,6 +14676,14 @@
       <w:tblPr>
         <w:tblStyle w:val="Table"/>
         <w:tblW w:type="auto" w:w="0"/>
+        <w:tblBorders>
+          <w:top w:val="single" w:sz="12" w:space="0" w:color="000000"/>
+          <w:left w:val="none" w:sz="0" w:space="0" w:color="auto"/>
+          <w:bottom w:val="single" w:sz="12" w:space="0" w:color="000000"/>
+          <w:right w:val="none" w:sz="0" w:space="0" w:color="auto"/>
+          <w:insideH w:val="none" w:sz="0" w:space="0" w:color="auto"/>
+          <w:insideV w:val="none" w:sz="0" w:space="0" w:color="auto"/>
+        </w:tblBorders>
         <w:tblLook w:firstRow="1" w:lastRow="0" w:firstColumn="0" w:lastColumn="0" w:noHBand="0" w:noVBand="0" w:val="0020"/>
       </w:tblPr>
       <w:tblGrid>
@@ -14588,7 +14696,11 @@
           <w:tblHeader w:val="on"/>
         </w:trPr>
         <w:tc>
-          <w:tcPr/>
+          <w:tcPr>
+            <w:tcBorders>
+              <w:bottom w:val="single" w:sz="8" w:space="0" w:color="000000"/>
+            </w:tcBorders>
+          </w:tcPr>
           <w:p>
             <w:pPr>
               <w:pStyle w:val="Compact"/>
@@ -14604,7 +14716,11 @@
           </w:p>
         </w:tc>
         <w:tc>
-          <w:tcPr/>
+          <w:tcPr>
+            <w:tcBorders>
+              <w:bottom w:val="single" w:sz="8" w:space="0" w:color="000000"/>
+            </w:tcBorders>
+          </w:tcPr>
           <w:p>
             <w:pPr>
               <w:pStyle w:val="Compact"/>
@@ -14620,7 +14736,11 @@
           </w:p>
         </w:tc>
         <w:tc>
-          <w:tcPr/>
+          <w:tcPr>
+            <w:tcBorders>
+              <w:bottom w:val="single" w:sz="8" w:space="0" w:color="000000"/>
+            </w:tcBorders>
+          </w:tcPr>
           <w:p>
             <w:pPr>
               <w:pStyle w:val="Compact"/>
@@ -16812,6 +16932,14 @@
       <w:tblPr>
         <w:tblStyle w:val="Table"/>
         <w:tblW w:type="auto" w:w="0"/>
+        <w:tblBorders>
+          <w:top w:val="single" w:sz="12" w:space="0" w:color="000000"/>
+          <w:left w:val="none" w:sz="0" w:space="0" w:color="auto"/>
+          <w:bottom w:val="single" w:sz="12" w:space="0" w:color="000000"/>
+          <w:right w:val="none" w:sz="0" w:space="0" w:color="auto"/>
+          <w:insideH w:val="none" w:sz="0" w:space="0" w:color="auto"/>
+          <w:insideV w:val="none" w:sz="0" w:space="0" w:color="auto"/>
+        </w:tblBorders>
         <w:tblLook w:firstRow="1" w:lastRow="0" w:firstColumn="0" w:lastColumn="0" w:noHBand="0" w:noVBand="0" w:val="0020"/>
       </w:tblPr>
       <w:tblGrid>
@@ -16825,7 +16953,11 @@
           <w:tblHeader w:val="on"/>
         </w:trPr>
         <w:tc>
-          <w:tcPr/>
+          <w:tcPr>
+            <w:tcBorders>
+              <w:bottom w:val="single" w:sz="8" w:space="0" w:color="000000"/>
+            </w:tcBorders>
+          </w:tcPr>
           <w:p>
             <w:pPr>
               <w:pStyle w:val="Compact"/>
@@ -16855,7 +16987,11 @@
           </w:p>
         </w:tc>
         <w:tc>
-          <w:tcPr/>
+          <w:tcPr>
+            <w:tcBorders>
+              <w:bottom w:val="single" w:sz="8" w:space="0" w:color="000000"/>
+            </w:tcBorders>
+          </w:tcPr>
           <w:p>
             <w:pPr>
               <w:pStyle w:val="Compact"/>
@@ -16918,7 +17054,11 @@
           </w:p>
         </w:tc>
         <w:tc>
-          <w:tcPr/>
+          <w:tcPr>
+            <w:tcBorders>
+              <w:bottom w:val="single" w:sz="8" w:space="0" w:color="000000"/>
+            </w:tcBorders>
+          </w:tcPr>
           <w:p>
             <w:pPr>
               <w:pStyle w:val="Compact"/>
@@ -16948,7 +17088,11 @@
           </w:p>
         </w:tc>
         <w:tc>
-          <w:tcPr/>
+          <w:tcPr>
+            <w:tcBorders>
+              <w:bottom w:val="single" w:sz="8" w:space="0" w:color="000000"/>
+            </w:tcBorders>
+          </w:tcPr>
           <w:p>
             <w:pPr>
               <w:pStyle w:val="Compact"/>
@@ -17540,6 +17684,14 @@
         <w:tblStyle w:val="Table"/>
         <w:tblW w:type="pct" w:w="5000"/>
         <w:tblLayout w:type="fixed"/>
+        <w:tblBorders>
+          <w:top w:val="single" w:sz="12" w:space="0" w:color="000000"/>
+          <w:left w:val="none" w:sz="0" w:space="0" w:color="auto"/>
+          <w:bottom w:val="single" w:sz="12" w:space="0" w:color="000000"/>
+          <w:right w:val="none" w:sz="0" w:space="0" w:color="auto"/>
+          <w:insideH w:val="none" w:sz="0" w:space="0" w:color="auto"/>
+          <w:insideV w:val="none" w:sz="0" w:space="0" w:color="auto"/>
+        </w:tblBorders>
         <w:tblLook w:firstRow="1" w:lastRow="0" w:firstColumn="0" w:lastColumn="0" w:noHBand="0" w:noVBand="0" w:val="0020"/>
       </w:tblPr>
       <w:tblGrid>
@@ -17553,7 +17705,11 @@
           <w:tblHeader w:val="on"/>
         </w:trPr>
         <w:tc>
-          <w:tcPr/>
+          <w:tcPr>
+            <w:tcBorders>
+              <w:bottom w:val="single" w:sz="8" w:space="0" w:color="000000"/>
+            </w:tcBorders>
+          </w:tcPr>
           <w:p>
             <w:pPr>
               <w:pStyle w:val="Compact"/>
@@ -17569,7 +17725,11 @@
           </w:p>
         </w:tc>
         <w:tc>
-          <w:tcPr/>
+          <w:tcPr>
+            <w:tcBorders>
+              <w:bottom w:val="single" w:sz="8" w:space="0" w:color="000000"/>
+            </w:tcBorders>
+          </w:tcPr>
           <w:p>
             <w:pPr>
               <w:pStyle w:val="Compact"/>
@@ -17585,7 +17745,11 @@
           </w:p>
         </w:tc>
         <w:tc>
-          <w:tcPr/>
+          <w:tcPr>
+            <w:tcBorders>
+              <w:bottom w:val="single" w:sz="8" w:space="0" w:color="000000"/>
+            </w:tcBorders>
+          </w:tcPr>
           <w:p>
             <w:pPr>
               <w:pStyle w:val="Compact"/>
@@ -17601,7 +17765,11 @@
           </w:p>
         </w:tc>
         <w:tc>
-          <w:tcPr/>
+          <w:tcPr>
+            <w:tcBorders>
+              <w:bottom w:val="single" w:sz="8" w:space="0" w:color="000000"/>
+            </w:tcBorders>
+          </w:tcPr>
           <w:p>
             <w:pPr>
               <w:pStyle w:val="Compact"/>
@@ -19444,6 +19612,14 @@
       <w:tblPr>
         <w:tblStyle w:val="Table"/>
         <w:tblW w:type="auto" w:w="0"/>
+        <w:tblBorders>
+          <w:top w:val="single" w:sz="12" w:space="0" w:color="000000"/>
+          <w:left w:val="none" w:sz="0" w:space="0" w:color="auto"/>
+          <w:bottom w:val="single" w:sz="12" w:space="0" w:color="000000"/>
+          <w:right w:val="none" w:sz="0" w:space="0" w:color="auto"/>
+          <w:insideH w:val="none" w:sz="0" w:space="0" w:color="auto"/>
+          <w:insideV w:val="none" w:sz="0" w:space="0" w:color="auto"/>
+        </w:tblBorders>
         <w:tblLook w:firstRow="1" w:lastRow="0" w:firstColumn="0" w:lastColumn="0" w:noHBand="0" w:noVBand="0" w:val="0020"/>
       </w:tblPr>
       <w:tblGrid>
@@ -19457,7 +19633,11 @@
           <w:tblHeader w:val="on"/>
         </w:trPr>
         <w:tc>
-          <w:tcPr/>
+          <w:tcPr>
+            <w:tcBorders>
+              <w:bottom w:val="single" w:sz="8" w:space="0" w:color="000000"/>
+            </w:tcBorders>
+          </w:tcPr>
           <w:p>
             <w:pPr>
               <w:pStyle w:val="Compact"/>
@@ -19473,7 +19653,11 @@
           </w:p>
         </w:tc>
         <w:tc>
-          <w:tcPr/>
+          <w:tcPr>
+            <w:tcBorders>
+              <w:bottom w:val="single" w:sz="8" w:space="0" w:color="000000"/>
+            </w:tcBorders>
+          </w:tcPr>
           <w:p>
             <w:pPr>
               <w:pStyle w:val="Compact"/>
@@ -19489,7 +19673,11 @@
           </w:p>
         </w:tc>
         <w:tc>
-          <w:tcPr/>
+          <w:tcPr>
+            <w:tcBorders>
+              <w:bottom w:val="single" w:sz="8" w:space="0" w:color="000000"/>
+            </w:tcBorders>
+          </w:tcPr>
           <w:p>
             <w:pPr>
               <w:pStyle w:val="Compact"/>
@@ -19505,7 +19693,11 @@
           </w:p>
         </w:tc>
         <w:tc>
-          <w:tcPr/>
+          <w:tcPr>
+            <w:tcBorders>
+              <w:bottom w:val="single" w:sz="8" w:space="0" w:color="000000"/>
+            </w:tcBorders>
+          </w:tcPr>
           <w:p>
             <w:pPr>
               <w:pStyle w:val="Compact"/>
@@ -25345,6 +25537,14 @@
         <w:tblStyle w:val="Table"/>
         <w:tblW w:type="pct" w:w="5000"/>
         <w:tblLayout w:type="fixed"/>
+        <w:tblBorders>
+          <w:top w:val="single" w:sz="12" w:space="0" w:color="000000"/>
+          <w:left w:val="none" w:sz="0" w:space="0" w:color="auto"/>
+          <w:bottom w:val="single" w:sz="12" w:space="0" w:color="000000"/>
+          <w:right w:val="none" w:sz="0" w:space="0" w:color="auto"/>
+          <w:insideH w:val="none" w:sz="0" w:space="0" w:color="auto"/>
+          <w:insideV w:val="none" w:sz="0" w:space="0" w:color="auto"/>
+        </w:tblBorders>
         <w:tblLook w:firstRow="1" w:lastRow="0" w:firstColumn="0" w:lastColumn="0" w:noHBand="0" w:noVBand="0" w:val="0020"/>
       </w:tblPr>
       <w:tblGrid>
@@ -25361,7 +25561,11 @@
           <w:tblHeader w:val="on"/>
         </w:trPr>
         <w:tc>
-          <w:tcPr/>
+          <w:tcPr>
+            <w:tcBorders>
+              <w:bottom w:val="single" w:sz="8" w:space="0" w:color="000000"/>
+            </w:tcBorders>
+          </w:tcPr>
           <w:p>
             <w:pPr>
               <w:pStyle w:val="Compact"/>
@@ -25377,7 +25581,11 @@
           </w:p>
         </w:tc>
         <w:tc>
-          <w:tcPr/>
+          <w:tcPr>
+            <w:tcBorders>
+              <w:bottom w:val="single" w:sz="8" w:space="0" w:color="000000"/>
+            </w:tcBorders>
+          </w:tcPr>
           <w:p>
             <w:pPr>
               <w:pStyle w:val="Compact"/>
@@ -25426,7 +25634,11 @@
           </w:p>
         </w:tc>
         <w:tc>
-          <w:tcPr/>
+          <w:tcPr>
+            <w:tcBorders>
+              <w:bottom w:val="single" w:sz="8" w:space="0" w:color="000000"/>
+            </w:tcBorders>
+          </w:tcPr>
           <w:p>
             <w:pPr>
               <w:pStyle w:val="Compact"/>
@@ -25481,7 +25693,11 @@
           </w:p>
         </w:tc>
         <w:tc>
-          <w:tcPr/>
+          <w:tcPr>
+            <w:tcBorders>
+              <w:bottom w:val="single" w:sz="8" w:space="0" w:color="000000"/>
+            </w:tcBorders>
+          </w:tcPr>
           <w:p>
             <w:pPr>
               <w:pStyle w:val="Compact"/>
@@ -25548,7 +25764,11 @@
           </w:p>
         </w:tc>
         <w:tc>
-          <w:tcPr/>
+          <w:tcPr>
+            <w:tcBorders>
+              <w:bottom w:val="single" w:sz="8" w:space="0" w:color="000000"/>
+            </w:tcBorders>
+          </w:tcPr>
           <w:p>
             <w:pPr>
               <w:pStyle w:val="Compact"/>
@@ -25615,7 +25835,11 @@
           </w:p>
         </w:tc>
         <w:tc>
-          <w:tcPr/>
+          <w:tcPr>
+            <w:tcBorders>
+              <w:bottom w:val="single" w:sz="8" w:space="0" w:color="000000"/>
+            </w:tcBorders>
+          </w:tcPr>
           <w:p>
             <w:pPr>
               <w:pStyle w:val="Compact"/>
@@ -25682,7 +25906,11 @@
           </w:p>
         </w:tc>
         <w:tc>
-          <w:tcPr/>
+          <w:tcPr>
+            <w:tcBorders>
+              <w:bottom w:val="single" w:sz="8" w:space="0" w:color="000000"/>
+            </w:tcBorders>
+          </w:tcPr>
           <w:p>
             <w:pPr>
               <w:pStyle w:val="Compact"/>
@@ -31374,6 +31602,14 @@
       <w:tblPr>
         <w:tblStyle w:val="Table"/>
         <w:tblW w:type="auto" w:w="0"/>
+        <w:tblBorders>
+          <w:top w:val="single" w:sz="12" w:space="0" w:color="000000"/>
+          <w:left w:val="none" w:sz="0" w:space="0" w:color="auto"/>
+          <w:bottom w:val="single" w:sz="12" w:space="0" w:color="000000"/>
+          <w:right w:val="none" w:sz="0" w:space="0" w:color="auto"/>
+          <w:insideH w:val="none" w:sz="0" w:space="0" w:color="auto"/>
+          <w:insideV w:val="none" w:sz="0" w:space="0" w:color="auto"/>
+        </w:tblBorders>
         <w:tblLook w:firstRow="1" w:lastRow="0" w:firstColumn="0" w:lastColumn="0" w:noHBand="0" w:noVBand="0" w:val="0020"/>
       </w:tblPr>
       <w:tblGrid>
@@ -31390,7 +31626,11 @@
           <w:tblHeader w:val="on"/>
         </w:trPr>
         <w:tc>
-          <w:tcPr/>
+          <w:tcPr>
+            <w:tcBorders>
+              <w:bottom w:val="single" w:sz="8" w:space="0" w:color="000000"/>
+            </w:tcBorders>
+          </w:tcPr>
           <w:p>
             <w:pPr>
               <w:pStyle w:val="Compact"/>
@@ -31423,7 +31663,11 @@
           </w:p>
         </w:tc>
         <w:tc>
-          <w:tcPr/>
+          <w:tcPr>
+            <w:tcBorders>
+              <w:bottom w:val="single" w:sz="8" w:space="0" w:color="000000"/>
+            </w:tcBorders>
+          </w:tcPr>
           <w:p>
             <w:pPr>
               <w:pStyle w:val="Compact"/>
@@ -31439,7 +31683,11 @@
           </w:p>
         </w:tc>
         <w:tc>
-          <w:tcPr/>
+          <w:tcPr>
+            <w:tcBorders>
+              <w:bottom w:val="single" w:sz="8" w:space="0" w:color="000000"/>
+            </w:tcBorders>
+          </w:tcPr>
           <w:p>
             <w:pPr>
               <w:pStyle w:val="Compact"/>
@@ -31474,7 +31722,11 @@
           </w:p>
         </w:tc>
         <w:tc>
-          <w:tcPr/>
+          <w:tcPr>
+            <w:tcBorders>
+              <w:bottom w:val="single" w:sz="8" w:space="0" w:color="000000"/>
+            </w:tcBorders>
+          </w:tcPr>
           <w:p>
             <w:pPr>
               <w:pStyle w:val="Compact"/>
@@ -31509,7 +31761,11 @@
           </w:p>
         </w:tc>
         <w:tc>
-          <w:tcPr/>
+          <w:tcPr>
+            <w:tcBorders>
+              <w:bottom w:val="single" w:sz="8" w:space="0" w:color="000000"/>
+            </w:tcBorders>
+          </w:tcPr>
           <w:p>
             <w:pPr>
               <w:pStyle w:val="Compact"/>
@@ -31539,7 +31795,11 @@
           </w:p>
         </w:tc>
         <w:tc>
-          <w:tcPr/>
+          <w:tcPr>
+            <w:tcBorders>
+              <w:bottom w:val="single" w:sz="8" w:space="0" w:color="000000"/>
+            </w:tcBorders>
+          </w:tcPr>
           <w:p>
             <w:pPr>
               <w:pStyle w:val="Compact"/>
@@ -31569,7 +31829,11 @@
           </w:p>
         </w:tc>
         <w:tc>
-          <w:tcPr/>
+          <w:tcPr>
+            <w:tcBorders>
+              <w:bottom w:val="single" w:sz="8" w:space="0" w:color="000000"/>
+            </w:tcBorders>
+          </w:tcPr>
           <w:p>
             <w:pPr>
               <w:pStyle w:val="Compact"/>
@@ -39104,6 +39368,14 @@
       <w:tblPr>
         <w:tblStyle w:val="Table"/>
         <w:tblW w:type="auto" w:w="0"/>
+        <w:tblBorders>
+          <w:top w:val="single" w:sz="12" w:space="0" w:color="000000"/>
+          <w:left w:val="none" w:sz="0" w:space="0" w:color="auto"/>
+          <w:bottom w:val="single" w:sz="12" w:space="0" w:color="000000"/>
+          <w:right w:val="none" w:sz="0" w:space="0" w:color="auto"/>
+          <w:insideH w:val="none" w:sz="0" w:space="0" w:color="auto"/>
+          <w:insideV w:val="none" w:sz="0" w:space="0" w:color="auto"/>
+        </w:tblBorders>
         <w:tblLook w:firstRow="1" w:lastRow="0" w:firstColumn="0" w:lastColumn="0" w:noHBand="0" w:noVBand="0" w:val="0020"/>
       </w:tblPr>
       <w:tblGrid>
@@ -39115,7 +39387,11 @@
           <w:tblHeader w:val="on"/>
         </w:trPr>
         <w:tc>
-          <w:tcPr/>
+          <w:tcPr>
+            <w:tcBorders>
+              <w:bottom w:val="single" w:sz="8" w:space="0" w:color="000000"/>
+            </w:tcBorders>
+          </w:tcPr>
           <w:p>
             <w:pPr>
               <w:pStyle w:val="Compact"/>
@@ -39131,7 +39407,11 @@
           </w:p>
         </w:tc>
         <w:tc>
-          <w:tcPr/>
+          <w:tcPr>
+            <w:tcBorders>
+              <w:bottom w:val="single" w:sz="8" w:space="0" w:color="000000"/>
+            </w:tcBorders>
+          </w:tcPr>
           <w:p>
             <w:pPr>
               <w:pStyle w:val="Compact"/>
@@ -40604,6 +40884,14 @@
       <w:tblPr>
         <w:tblStyle w:val="Table"/>
         <w:tblW w:type="auto" w:w="0"/>
+        <w:tblBorders>
+          <w:top w:val="single" w:sz="12" w:space="0" w:color="000000"/>
+          <w:left w:val="none" w:sz="0" w:space="0" w:color="auto"/>
+          <w:bottom w:val="single" w:sz="12" w:space="0" w:color="000000"/>
+          <w:right w:val="none" w:sz="0" w:space="0" w:color="auto"/>
+          <w:insideH w:val="none" w:sz="0" w:space="0" w:color="auto"/>
+          <w:insideV w:val="none" w:sz="0" w:space="0" w:color="auto"/>
+        </w:tblBorders>
         <w:tblLook w:firstRow="1" w:lastRow="0" w:firstColumn="0" w:lastColumn="0" w:noHBand="0" w:noVBand="0" w:val="0020"/>
       </w:tblPr>
       <w:tblGrid>
@@ -40624,7 +40912,11 @@
           <w:tblHeader w:val="on"/>
         </w:trPr>
         <w:tc>
-          <w:tcPr/>
+          <w:tcPr>
+            <w:tcBorders>
+              <w:bottom w:val="single" w:sz="8" w:space="0" w:color="000000"/>
+            </w:tcBorders>
+          </w:tcPr>
           <w:p>
             <w:pPr>
               <w:pStyle w:val="Compact"/>
@@ -40654,7 +40946,11 @@
           </w:p>
         </w:tc>
         <w:tc>
-          <w:tcPr/>
+          <w:tcPr>
+            <w:tcBorders>
+              <w:bottom w:val="single" w:sz="8" w:space="0" w:color="000000"/>
+            </w:tcBorders>
+          </w:tcPr>
           <w:p>
             <w:pPr>
               <w:pStyle w:val="Compact"/>
@@ -40670,7 +40966,11 @@
           </w:p>
         </w:tc>
         <w:tc>
-          <w:tcPr/>
+          <w:tcPr>
+            <w:tcBorders>
+              <w:bottom w:val="single" w:sz="8" w:space="0" w:color="000000"/>
+            </w:tcBorders>
+          </w:tcPr>
           <w:p>
             <w:pPr>
               <w:pStyle w:val="Compact"/>
@@ -40694,7 +40994,11 @@
           </w:p>
         </w:tc>
         <w:tc>
-          <w:tcPr/>
+          <w:tcPr>
+            <w:tcBorders>
+              <w:bottom w:val="single" w:sz="8" w:space="0" w:color="000000"/>
+            </w:tcBorders>
+          </w:tcPr>
           <w:p>
             <w:pPr>
               <w:pStyle w:val="Compact"/>
@@ -40718,7 +41022,11 @@
           </w:p>
         </w:tc>
         <w:tc>
-          <w:tcPr/>
+          <w:tcPr>
+            <w:tcBorders>
+              <w:bottom w:val="single" w:sz="8" w:space="0" w:color="000000"/>
+            </w:tcBorders>
+          </w:tcPr>
           <w:p>
             <w:pPr>
               <w:pStyle w:val="Compact"/>
@@ -40742,7 +41050,11 @@
           </w:p>
         </w:tc>
         <w:tc>
-          <w:tcPr/>
+          <w:tcPr>
+            <w:tcBorders>
+              <w:bottom w:val="single" w:sz="8" w:space="0" w:color="000000"/>
+            </w:tcBorders>
+          </w:tcPr>
           <w:p>
             <w:pPr>
               <w:pStyle w:val="Compact"/>
@@ -40796,7 +41108,11 @@
           </w:p>
         </w:tc>
         <w:tc>
-          <w:tcPr/>
+          <w:tcPr>
+            <w:tcBorders>
+              <w:bottom w:val="single" w:sz="8" w:space="0" w:color="000000"/>
+            </w:tcBorders>
+          </w:tcPr>
           <w:p>
             <w:pPr>
               <w:pStyle w:val="Compact"/>
@@ -40812,7 +41128,11 @@
           </w:p>
         </w:tc>
         <w:tc>
-          <w:tcPr/>
+          <w:tcPr>
+            <w:tcBorders>
+              <w:bottom w:val="single" w:sz="8" w:space="0" w:color="000000"/>
+            </w:tcBorders>
+          </w:tcPr>
           <w:p>
             <w:pPr>
               <w:pStyle w:val="Compact"/>
@@ -40836,7 +41156,11 @@
           </w:p>
         </w:tc>
         <w:tc>
-          <w:tcPr/>
+          <w:tcPr>
+            <w:tcBorders>
+              <w:bottom w:val="single" w:sz="8" w:space="0" w:color="000000"/>
+            </w:tcBorders>
+          </w:tcPr>
           <w:p>
             <w:pPr>
               <w:pStyle w:val="Compact"/>
@@ -40860,7 +41184,11 @@
           </w:p>
         </w:tc>
         <w:tc>
-          <w:tcPr/>
+          <w:tcPr>
+            <w:tcBorders>
+              <w:bottom w:val="single" w:sz="8" w:space="0" w:color="000000"/>
+            </w:tcBorders>
+          </w:tcPr>
           <w:p>
             <w:pPr>
               <w:pStyle w:val="Compact"/>
@@ -40884,7 +41212,11 @@
           </w:p>
         </w:tc>
         <w:tc>
-          <w:tcPr/>
+          <w:tcPr>
+            <w:tcBorders>
+              <w:bottom w:val="single" w:sz="8" w:space="0" w:color="000000"/>
+            </w:tcBorders>
+          </w:tcPr>
           <w:p>
             <w:pPr>
               <w:pStyle w:val="Compact"/>
@@ -43563,6 +43895,14 @@
       <w:tblPr>
         <w:tblStyle w:val="Table"/>
         <w:tblW w:type="auto" w:w="0"/>
+        <w:tblBorders>
+          <w:top w:val="single" w:sz="12" w:space="0" w:color="000000"/>
+          <w:left w:val="none" w:sz="0" w:space="0" w:color="auto"/>
+          <w:bottom w:val="single" w:sz="12" w:space="0" w:color="000000"/>
+          <w:right w:val="none" w:sz="0" w:space="0" w:color="auto"/>
+          <w:insideH w:val="none" w:sz="0" w:space="0" w:color="auto"/>
+          <w:insideV w:val="none" w:sz="0" w:space="0" w:color="auto"/>
+        </w:tblBorders>
         <w:tblLook w:firstRow="1" w:lastRow="0" w:firstColumn="0" w:lastColumn="0" w:noHBand="0" w:noVBand="0" w:val="0020"/>
       </w:tblPr>
       <w:tblGrid>
@@ -43579,7 +43919,11 @@
           <w:tblHeader w:val="on"/>
         </w:trPr>
         <w:tc>
-          <w:tcPr/>
+          <w:tcPr>
+            <w:tcBorders>
+              <w:bottom w:val="single" w:sz="8" w:space="0" w:color="000000"/>
+            </w:tcBorders>
+          </w:tcPr>
           <w:p>
             <w:pPr>
               <w:pStyle w:val="Compact"/>
@@ -43603,7 +43947,11 @@
           </w:p>
         </w:tc>
         <w:tc>
-          <w:tcPr/>
+          <w:tcPr>
+            <w:tcBorders>
+              <w:bottom w:val="single" w:sz="8" w:space="0" w:color="000000"/>
+            </w:tcBorders>
+          </w:tcPr>
           <w:p>
             <w:pPr>
               <w:pStyle w:val="Compact"/>
@@ -43619,7 +43967,11 @@
           </w:p>
         </w:tc>
         <w:tc>
-          <w:tcPr/>
+          <w:tcPr>
+            <w:tcBorders>
+              <w:bottom w:val="single" w:sz="8" w:space="0" w:color="000000"/>
+            </w:tcBorders>
+          </w:tcPr>
           <w:p>
             <w:pPr>
               <w:pStyle w:val="Compact"/>
@@ -43643,7 +43995,11 @@
           </w:p>
         </w:tc>
         <w:tc>
-          <w:tcPr/>
+          <w:tcPr>
+            <w:tcBorders>
+              <w:bottom w:val="single" w:sz="8" w:space="0" w:color="000000"/>
+            </w:tcBorders>
+          </w:tcPr>
           <w:p>
             <w:pPr>
               <w:pStyle w:val="Compact"/>
@@ -43667,7 +44023,11 @@
           </w:p>
         </w:tc>
         <w:tc>
-          <w:tcPr/>
+          <w:tcPr>
+            <w:tcBorders>
+              <w:bottom w:val="single" w:sz="8" w:space="0" w:color="000000"/>
+            </w:tcBorders>
+          </w:tcPr>
           <w:p>
             <w:pPr>
               <w:pStyle w:val="Compact"/>
@@ -43691,7 +44051,11 @@
           </w:p>
         </w:tc>
         <w:tc>
-          <w:tcPr/>
+          <w:tcPr>
+            <w:tcBorders>
+              <w:bottom w:val="single" w:sz="8" w:space="0" w:color="000000"/>
+            </w:tcBorders>
+          </w:tcPr>
           <w:p>
             <w:pPr>
               <w:pStyle w:val="Compact"/>
@@ -43715,7 +44079,11 @@
           </w:p>
         </w:tc>
         <w:tc>
-          <w:tcPr/>
+          <w:tcPr>
+            <w:tcBorders>
+              <w:bottom w:val="single" w:sz="8" w:space="0" w:color="000000"/>
+            </w:tcBorders>
+          </w:tcPr>
           <w:p>
             <w:pPr>
               <w:pStyle w:val="Compact"/>
@@ -44947,6 +45315,14 @@
       <w:tblPr>
         <w:tblStyle w:val="Table"/>
         <w:tblW w:type="auto" w:w="0"/>
+        <w:tblBorders>
+          <w:top w:val="single" w:sz="12" w:space="0" w:color="000000"/>
+          <w:left w:val="none" w:sz="0" w:space="0" w:color="auto"/>
+          <w:bottom w:val="single" w:sz="12" w:space="0" w:color="000000"/>
+          <w:right w:val="none" w:sz="0" w:space="0" w:color="auto"/>
+          <w:insideH w:val="none" w:sz="0" w:space="0" w:color="auto"/>
+          <w:insideV w:val="none" w:sz="0" w:space="0" w:color="auto"/>
+        </w:tblBorders>
         <w:tblLook w:firstRow="1" w:lastRow="0" w:firstColumn="0" w:lastColumn="0" w:noHBand="0" w:noVBand="0" w:val="0020"/>
       </w:tblPr>
       <w:tblGrid>
@@ -44960,7 +45336,11 @@
           <w:tblHeader w:val="on"/>
         </w:trPr>
         <w:tc>
-          <w:tcPr/>
+          <w:tcPr>
+            <w:tcBorders>
+              <w:bottom w:val="single" w:sz="8" w:space="0" w:color="000000"/>
+            </w:tcBorders>
+          </w:tcPr>
           <w:p>
             <w:pPr>
               <w:pStyle w:val="Compact"/>
@@ -44976,7 +45356,11 @@
           </w:p>
         </w:tc>
         <w:tc>
-          <w:tcPr/>
+          <w:tcPr>
+            <w:tcBorders>
+              <w:bottom w:val="single" w:sz="8" w:space="0" w:color="000000"/>
+            </w:tcBorders>
+          </w:tcPr>
           <w:p>
             <w:pPr>
               <w:pStyle w:val="Compact"/>
@@ -44992,7 +45376,11 @@
           </w:p>
         </w:tc>
         <w:tc>
-          <w:tcPr/>
+          <w:tcPr>
+            <w:tcBorders>
+              <w:bottom w:val="single" w:sz="8" w:space="0" w:color="000000"/>
+            </w:tcBorders>
+          </w:tcPr>
           <w:p>
             <w:pPr>
               <w:pStyle w:val="Compact"/>
@@ -45008,7 +45396,11 @@
           </w:p>
         </w:tc>
         <w:tc>
-          <w:tcPr/>
+          <w:tcPr>
+            <w:tcBorders>
+              <w:bottom w:val="single" w:sz="8" w:space="0" w:color="000000"/>
+            </w:tcBorders>
+          </w:tcPr>
           <w:p>
             <w:pPr>
               <w:pStyle w:val="Compact"/>
@@ -47003,7 +47395,7 @@
     <ns0:rPr>
       <ns0:rFonts ns0:ascii="Times New Roman" ns0:cs="Times New Roman" ns0:eastAsia="SimHei" ns0:hAnsi="Times New Roman"/>
       <ns0:b/>
-      <ns0:color ns0:val="17324D"/>
+      <ns0:color ns0:val="000000"/>
       <ns0:sz ns0:val="44"/>
       <ns0:szCs ns0:val="56"/>
     </ns0:rPr>
@@ -47145,7 +47537,7 @@
     <ns0:rPr>
       <ns0:rFonts ns0:ascii="Times New Roman" ns0:cs="Times New Roman" ns0:eastAsia="SimHei" ns0:hAnsi="Times New Roman"/>
       <ns0:b/>
-      <ns0:color ns0:val="17324D"/>
+      <ns0:color ns0:val="000000"/>
       <ns0:sz ns0:val="32"/>
       <ns0:szCs ns0:val="40"/>
     </ns0:rPr>
@@ -47169,7 +47561,7 @@
     <ns0:rPr>
       <ns0:rFonts ns0:ascii="Times New Roman" ns0:cs="Times New Roman" ns0:eastAsia="SimHei" ns0:hAnsi="Times New Roman"/>
       <ns0:b/>
-      <ns0:color ns0:val="17324D"/>
+      <ns0:color ns0:val="000000"/>
       <ns0:sz ns0:val="28"/>
       <ns0:szCs ns0:val="32"/>
     </ns0:rPr>
@@ -47193,7 +47585,7 @@
     <ns0:rPr>
       <ns0:rFonts ns0:ascii="Times New Roman" ns0:cs="Times New Roman" ns0:eastAsia="SimHei" ns0:hAnsi="Times New Roman"/>
       <ns0:b/>
-      <ns0:color ns0:val="17324D"/>
+      <ns0:color ns0:val="000000"/>
       <ns0:sz ns0:val="25"/>
       <ns0:szCs ns0:val="28"/>
     </ns0:rPr>
